--- a/03_Outputs/final scripts/ru/Module 1/1.0.-1-ru.docx
+++ b/03_Outputs/final scripts/ru/Module 1/1.0.-1-ru.docx
@@ -19,12 +19,12 @@
     </w:p>
     <w:p>
       <w:r>
-        <w:t xml:space="preserve">Мы рассмотрим важную роль энергии в достижении Целей устойчивого развития, особенно Цели 7: обеспечение доступа к доступной, надежной, устойчивой и современной энергии для всех.  </w:t>
+        <w:t xml:space="preserve">Мы рассмотрим важную роль энергии в достижении Целей устойчивого развития, основанную на комплексных преимуществах, обеспечиваемых ЦУР 7: доступ к доступной, надежной, устойчивой и современной энергии для всех.  </w:t>
       </w:r>
     </w:p>
     <w:p>
       <w:r>
-        <w:t xml:space="preserve">Вы также увидите, как и как различные сектора — от финансов и здравоохранения до управления и гендера — все связаны через энергию.  </w:t>
+        <w:t xml:space="preserve">Вы также увидите, как различные сектора — от финансов и здравоохранения до управления и гендера — все связаны через энергию.  </w:t>
       </w:r>
     </w:p>
     <w:p>
